--- a/LAB7/Lab7_CNPM2_1150080163_NguyenThanhViet.docx
+++ b/LAB7/Lab7_CNPM2_1150080163_NguyenThanhViet.docx
@@ -17,7 +17,7 @@
           <w:sz w:val="26"/>
           <w:szCs w:val="26"/>
         </w:rPr>
-        <w:t>HƯỚNG DẪN THỰC HÀNH LAB 7</w:t>
+        <w:t>THỰC HÀNH LAB 7</w:t>
       </w:r>
     </w:p>
     <w:p>
@@ -69,6 +69,14 @@
           <w:szCs w:val="26"/>
         </w:rPr>
         <w:t xml:space="preserve">Link ytb quá trình làm bài: </w:t>
+      </w:r>
+      <w:r>
+        <w:rPr>
+          <w:rFonts w:ascii="Times New Roman" w:hAnsi="Times New Roman" w:cs="Times New Roman"/>
+          <w:sz w:val="26"/>
+          <w:szCs w:val="26"/>
+        </w:rPr>
+        <w:t>https://youtu.be/spVwr--Q9s8</w:t>
       </w:r>
     </w:p>
     <w:p>
